--- a/Compreshensive Guid/Payment Page logic.docx
+++ b/Compreshensive Guid/Payment Page logic.docx
@@ -2,6 +2,48 @@
 <file path=word/document.xml><?xml version="1.0" encoding="utf-8"?>
 <w:document xmlns:wpc="http://schemas.microsoft.com/office/word/2010/wordprocessingCanvas" xmlns:cx="http://schemas.microsoft.com/office/drawing/2014/chartex" xmlns:cx1="http://schemas.microsoft.com/office/drawing/2015/9/8/chartex" xmlns:mc="http://schemas.openxmlformats.org/markup-compatibility/2006" xmlns:o="urn:schemas-microsoft-com:office:office" xmlns:r="http://schemas.openxmlformats.org/officeDocument/2006/relationships" xmlns:m="http://schemas.openxmlformats.org/officeDocument/2006/math" xmlns:v="urn:schemas-microsoft-com:vml" xmlns:wp14="http://schemas.microsoft.com/office/word/2010/wordprocessingDrawing" xmlns:wp="http://schemas.openxmlformats.org/drawingml/2006/wordprocessingDrawing" xmlns:w10="urn:schemas-microsoft-com:office:word" xmlns:w="http://schemas.openxmlformats.org/wordprocessingml/2006/main" xmlns:w14="http://schemas.microsoft.com/office/word/2010/wordml" xmlns:w15="http://schemas.microsoft.com/office/word/2012/wordml" xmlns:w16se="http://schemas.microsoft.com/office/word/2015/wordml/symex" xmlns:wpg="http://schemas.microsoft.com/office/word/2010/wordprocessingGroup" xmlns:wpi="http://schemas.microsoft.com/office/word/2010/wordprocessingInk" xmlns:wne="http://schemas.microsoft.com/office/word/2006/wordml" xmlns:wps="http://schemas.microsoft.com/office/word/2010/wordprocessingShape" mc:Ignorable="w14 w15 w16se wp14">
   <w:body>
+    <w:p>
+      <w:pPr>
+        <w:jc w:val="center"/>
+        <w:rPr>
+          <w:rFonts w:ascii="Arial" w:hAnsi="Arial" w:cs="Arial"/>
+          <w:b/>
+          <w:sz w:val="30"/>
+          <w:szCs w:val="30"/>
+        </w:rPr>
+      </w:pPr>
+      <w:r>
+        <w:rPr>
+          <w:rFonts w:ascii="Arial" w:hAnsi="Arial" w:cs="Arial"/>
+          <w:b/>
+          <w:sz w:val="30"/>
+          <w:szCs w:val="30"/>
+        </w:rPr>
+        <w:t xml:space="preserve">Assigned: </w:t>
+      </w:r>
+      <w:proofErr w:type="spellStart"/>
+      <w:r>
+        <w:rPr>
+          <w:rFonts w:ascii="Arial" w:hAnsi="Arial" w:cs="Arial"/>
+          <w:b/>
+          <w:sz w:val="30"/>
+          <w:szCs w:val="30"/>
+        </w:rPr>
+        <w:t>Tabufor</w:t>
+      </w:r>
+      <w:proofErr w:type="spellEnd"/>
+      <w:r>
+        <w:rPr>
+          <w:rFonts w:ascii="Arial" w:hAnsi="Arial" w:cs="Arial"/>
+          <w:b/>
+          <w:sz w:val="30"/>
+          <w:szCs w:val="30"/>
+        </w:rPr>
+        <w:t xml:space="preserve"> &amp; Blaise</w:t>
+      </w:r>
+      <w:bookmarkStart w:id="0" w:name="_GoBack"/>
+      <w:bookmarkEnd w:id="0"/>
+    </w:p>
     <w:p>
       <w:pPr>
         <w:pStyle w:val="ListParagraph"/>
@@ -513,6 +555,7 @@
         <w:rPr>
           <w:rFonts w:ascii="Arial" w:hAnsi="Arial" w:cs="Arial"/>
         </w:rPr>
+        <w:lastRenderedPageBreak/>
         <w:t>Validate payment method (MTN or Orange)</w:t>
       </w:r>
     </w:p>
@@ -526,7 +569,6 @@
         <w:rPr>
           <w:rFonts w:ascii="Arial" w:hAnsi="Arial" w:cs="Arial"/>
         </w:rPr>
-        <w:lastRenderedPageBreak/>
         <w:t>Call mobile money provider API (MTN MOMO API or Orange Money API)</w:t>
       </w:r>
     </w:p>
@@ -1073,6 +1115,7 @@
         <w:rPr>
           <w:rFonts w:ascii="Arial" w:hAnsi="Arial" w:cs="Arial"/>
         </w:rPr>
+        <w:lastRenderedPageBreak/>
         <w:t>Endpoint: `POST /</w:t>
       </w:r>
       <w:proofErr w:type="spellStart"/>
@@ -1122,420 +1165,420 @@
         <w:rPr>
           <w:rFonts w:ascii="Arial" w:hAnsi="Arial" w:cs="Arial"/>
         </w:rPr>
+        <w:t>Request Headers:</w:t>
+      </w:r>
+    </w:p>
+    <w:p>
+      <w:pPr>
+        <w:rPr>
+          <w:rFonts w:ascii="Arial" w:hAnsi="Arial" w:cs="Arial"/>
+        </w:rPr>
+      </w:pPr>
+      <w:r>
+        <w:rPr>
+          <w:rFonts w:ascii="Arial" w:hAnsi="Arial" w:cs="Arial"/>
+        </w:rPr>
+        <w:t>```</w:t>
+      </w:r>
+    </w:p>
+    <w:p>
+      <w:pPr>
+        <w:rPr>
+          <w:rFonts w:ascii="Arial" w:hAnsi="Arial" w:cs="Arial"/>
+        </w:rPr>
+      </w:pPr>
+      <w:r>
+        <w:rPr>
+          <w:rFonts w:ascii="Arial" w:hAnsi="Arial" w:cs="Arial"/>
+        </w:rPr>
+        <w:t>Authorization: Bearer &lt;JWT token&gt;</w:t>
+      </w:r>
+    </w:p>
+    <w:p>
+      <w:pPr>
+        <w:rPr>
+          <w:rFonts w:ascii="Arial" w:hAnsi="Arial" w:cs="Arial"/>
+        </w:rPr>
+      </w:pPr>
+      <w:r>
+        <w:rPr>
+          <w:rFonts w:ascii="Arial" w:hAnsi="Arial" w:cs="Arial"/>
+        </w:rPr>
+        <w:t>```</w:t>
+      </w:r>
+    </w:p>
+    <w:p>
+      <w:pPr>
+        <w:rPr>
+          <w:rFonts w:ascii="Arial" w:hAnsi="Arial" w:cs="Arial"/>
+        </w:rPr>
+      </w:pPr>
+      <w:r>
+        <w:rPr>
+          <w:rFonts w:ascii="Arial" w:hAnsi="Arial" w:cs="Arial"/>
+        </w:rPr>
+        <w:t>Response:</w:t>
+      </w:r>
+    </w:p>
+    <w:p>
+      <w:pPr>
+        <w:rPr>
+          <w:rFonts w:ascii="Arial" w:hAnsi="Arial" w:cs="Arial"/>
+        </w:rPr>
+      </w:pPr>
+      <w:r>
+        <w:rPr>
+          <w:rFonts w:ascii="Arial" w:hAnsi="Arial" w:cs="Arial"/>
+        </w:rPr>
+        <w:t>```</w:t>
+      </w:r>
+      <w:proofErr w:type="spellStart"/>
+      <w:r>
+        <w:rPr>
+          <w:rFonts w:ascii="Arial" w:hAnsi="Arial" w:cs="Arial"/>
+        </w:rPr>
+        <w:t>json</w:t>
+      </w:r>
+      <w:proofErr w:type="spellEnd"/>
+    </w:p>
+    <w:p>
+      <w:pPr>
+        <w:rPr>
+          <w:rFonts w:ascii="Arial" w:hAnsi="Arial" w:cs="Arial"/>
+        </w:rPr>
+      </w:pPr>
+      <w:r>
+        <w:rPr>
+          <w:rFonts w:ascii="Arial" w:hAnsi="Arial" w:cs="Arial"/>
+        </w:rPr>
+        <w:t>{</w:t>
+      </w:r>
+    </w:p>
+    <w:p>
+      <w:pPr>
+        <w:rPr>
+          <w:rFonts w:ascii="Arial" w:hAnsi="Arial" w:cs="Arial"/>
+        </w:rPr>
+      </w:pPr>
+      <w:r>
+        <w:rPr>
+          <w:rFonts w:ascii="Arial" w:hAnsi="Arial" w:cs="Arial"/>
+        </w:rPr>
+        <w:t>  "success": true,</w:t>
+      </w:r>
+    </w:p>
+    <w:p>
+      <w:pPr>
+        <w:rPr>
+          <w:rFonts w:ascii="Arial" w:hAnsi="Arial" w:cs="Arial"/>
+        </w:rPr>
+      </w:pPr>
+      <w:r>
+        <w:rPr>
+          <w:rFonts w:ascii="Arial" w:hAnsi="Arial" w:cs="Arial"/>
+        </w:rPr>
+        <w:t>  "status": "success",</w:t>
+      </w:r>
+    </w:p>
+    <w:p>
+      <w:pPr>
+        <w:rPr>
+          <w:rFonts w:ascii="Arial" w:hAnsi="Arial" w:cs="Arial"/>
+        </w:rPr>
+      </w:pPr>
+      <w:r>
+        <w:rPr>
+          <w:rFonts w:ascii="Arial" w:hAnsi="Arial" w:cs="Arial"/>
+        </w:rPr>
+        <w:t>  "message": "Payment verified successfully",</w:t>
+      </w:r>
+    </w:p>
+    <w:p>
+      <w:pPr>
+        <w:rPr>
+          <w:rFonts w:ascii="Arial" w:hAnsi="Arial" w:cs="Arial"/>
+        </w:rPr>
+      </w:pPr>
+      <w:r>
+        <w:rPr>
+          <w:rFonts w:ascii="Arial" w:hAnsi="Arial" w:cs="Arial"/>
+        </w:rPr>
+        <w:t>  "</w:t>
+      </w:r>
+      <w:proofErr w:type="spellStart"/>
+      <w:r>
+        <w:rPr>
+          <w:rFonts w:ascii="Arial" w:hAnsi="Arial" w:cs="Arial"/>
+        </w:rPr>
+        <w:t>bookingId</w:t>
+      </w:r>
+      <w:proofErr w:type="spellEnd"/>
+      <w:r>
+        <w:rPr>
+          <w:rFonts w:ascii="Arial" w:hAnsi="Arial" w:cs="Arial"/>
+        </w:rPr>
+        <w:t>": "UUID",</w:t>
+      </w:r>
+    </w:p>
+    <w:p>
+      <w:pPr>
+        <w:rPr>
+          <w:rFonts w:ascii="Arial" w:hAnsi="Arial" w:cs="Arial"/>
+        </w:rPr>
+      </w:pPr>
+      <w:r>
+        <w:rPr>
+          <w:rFonts w:ascii="Arial" w:hAnsi="Arial" w:cs="Arial"/>
+        </w:rPr>
+        <w:t>  "</w:t>
+      </w:r>
+      <w:proofErr w:type="spellStart"/>
+      <w:r>
+        <w:rPr>
+          <w:rFonts w:ascii="Arial" w:hAnsi="Arial" w:cs="Arial"/>
+        </w:rPr>
+        <w:t>bookingReference</w:t>
+      </w:r>
+      <w:proofErr w:type="spellEnd"/>
+      <w:r>
+        <w:rPr>
+          <w:rFonts w:ascii="Arial" w:hAnsi="Arial" w:cs="Arial"/>
+        </w:rPr>
+        <w:t>": "GF1234567890-123"</w:t>
+      </w:r>
+    </w:p>
+    <w:p>
+      <w:pPr>
+        <w:rPr>
+          <w:rFonts w:ascii="Arial" w:hAnsi="Arial" w:cs="Arial"/>
+        </w:rPr>
+      </w:pPr>
+      <w:r>
+        <w:rPr>
+          <w:rFonts w:ascii="Arial" w:hAnsi="Arial" w:cs="Arial"/>
+        </w:rPr>
+        <w:t>}</w:t>
+      </w:r>
+    </w:p>
+    <w:p>
+      <w:pPr>
+        <w:rPr>
+          <w:rFonts w:ascii="Arial" w:hAnsi="Arial" w:cs="Arial"/>
+        </w:rPr>
+      </w:pPr>
+      <w:r>
+        <w:rPr>
+          <w:rFonts w:ascii="Arial" w:hAnsi="Arial" w:cs="Arial"/>
+        </w:rPr>
+        <w:t>```</w:t>
+      </w:r>
+    </w:p>
+    <w:p>
+      <w:pPr>
+        <w:rPr>
+          <w:rFonts w:ascii="Arial" w:hAnsi="Arial" w:cs="Arial"/>
+        </w:rPr>
+      </w:pPr>
+      <w:r>
+        <w:rPr>
+          <w:rFonts w:ascii="Arial" w:hAnsi="Arial" w:cs="Arial"/>
+        </w:rPr>
+        <w:t>Logic:</w:t>
+      </w:r>
+    </w:p>
+    <w:p>
+      <w:pPr>
+        <w:rPr>
+          <w:rFonts w:ascii="Arial" w:hAnsi="Arial" w:cs="Arial"/>
+        </w:rPr>
+      </w:pPr>
+      <w:r>
+        <w:rPr>
+          <w:rFonts w:ascii="Arial" w:hAnsi="Arial" w:cs="Arial"/>
+        </w:rPr>
+        <w:t>Query payment provider API for transaction status</w:t>
+      </w:r>
+    </w:p>
+    <w:p>
+      <w:pPr>
+        <w:rPr>
+          <w:rFonts w:ascii="Arial" w:hAnsi="Arial" w:cs="Arial"/>
+        </w:rPr>
+      </w:pPr>
+      <w:r>
+        <w:rPr>
+          <w:rFonts w:ascii="Arial" w:hAnsi="Arial" w:cs="Arial"/>
+        </w:rPr>
+        <w:t>If payment successful:</w:t>
+      </w:r>
+    </w:p>
+    <w:p>
+      <w:pPr>
+        <w:rPr>
+          <w:rFonts w:ascii="Arial" w:hAnsi="Arial" w:cs="Arial"/>
+        </w:rPr>
+      </w:pPr>
+      <w:r>
+        <w:rPr>
+          <w:rFonts w:ascii="Arial" w:hAnsi="Arial" w:cs="Arial"/>
+        </w:rPr>
+        <w:t>Update payment status to "success"</w:t>
+      </w:r>
+    </w:p>
+    <w:p>
+      <w:pPr>
+        <w:rPr>
+          <w:rFonts w:ascii="Arial" w:hAnsi="Arial" w:cs="Arial"/>
+        </w:rPr>
+      </w:pPr>
+      <w:r>
+        <w:rPr>
+          <w:rFonts w:ascii="Arial" w:hAnsi="Arial" w:cs="Arial"/>
+        </w:rPr>
+        <w:t>Update booking status to "paid"</w:t>
+      </w:r>
+    </w:p>
+    <w:p>
+      <w:pPr>
+        <w:rPr>
+          <w:rFonts w:ascii="Arial" w:hAnsi="Arial" w:cs="Arial"/>
+        </w:rPr>
+      </w:pPr>
+      <w:r>
+        <w:rPr>
+          <w:rFonts w:ascii="Arial" w:hAnsi="Arial" w:cs="Arial"/>
+        </w:rPr>
+        <w:t>Release seat lock (convert to actual booking)</w:t>
+      </w:r>
+    </w:p>
+    <w:p>
+      <w:pPr>
+        <w:rPr>
+          <w:rFonts w:ascii="Arial" w:hAnsi="Arial" w:cs="Arial"/>
+        </w:rPr>
+      </w:pPr>
+      <w:r>
+        <w:rPr>
+          <w:rFonts w:ascii="Arial" w:hAnsi="Arial" w:cs="Arial"/>
+        </w:rPr>
+        <w:t>Send confirmation SMS/email</w:t>
+      </w:r>
+    </w:p>
+    <w:p>
+      <w:pPr>
+        <w:rPr>
+          <w:rFonts w:ascii="Arial" w:hAnsi="Arial" w:cs="Arial"/>
+        </w:rPr>
+      </w:pPr>
+      <w:r>
+        <w:rPr>
+          <w:rFonts w:ascii="Arial" w:hAnsi="Arial" w:cs="Arial"/>
+        </w:rPr>
+        <w:t>Generate ticket</w:t>
+      </w:r>
+    </w:p>
+    <w:p>
+      <w:pPr>
+        <w:rPr>
+          <w:rFonts w:ascii="Arial" w:hAnsi="Arial" w:cs="Arial"/>
+        </w:rPr>
+      </w:pPr>
+      <w:r>
+        <w:rPr>
+          <w:rFonts w:ascii="Arial" w:hAnsi="Arial" w:cs="Arial"/>
+        </w:rPr>
+        <w:t>Return success</w:t>
+      </w:r>
+    </w:p>
+    <w:p>
+      <w:pPr>
+        <w:rPr>
+          <w:rFonts w:ascii="Arial" w:hAnsi="Arial" w:cs="Arial"/>
+        </w:rPr>
+      </w:pPr>
+      <w:r>
+        <w:rPr>
+          <w:rFonts w:ascii="Arial" w:hAnsi="Arial" w:cs="Arial"/>
+        </w:rPr>
+        <w:t>If payment failed:</w:t>
+      </w:r>
+    </w:p>
+    <w:p>
+      <w:pPr>
+        <w:rPr>
+          <w:rFonts w:ascii="Arial" w:hAnsi="Arial" w:cs="Arial"/>
+        </w:rPr>
+      </w:pPr>
+      <w:r>
+        <w:rPr>
+          <w:rFonts w:ascii="Arial" w:hAnsi="Arial" w:cs="Arial"/>
+        </w:rPr>
+        <w:t>Update payment status to "failed"</w:t>
+      </w:r>
+    </w:p>
+    <w:p>
+      <w:pPr>
+        <w:rPr>
+          <w:rFonts w:ascii="Arial" w:hAnsi="Arial" w:cs="Arial"/>
+        </w:rPr>
+      </w:pPr>
+      <w:r>
+        <w:rPr>
+          <w:rFonts w:ascii="Arial" w:hAnsi="Arial" w:cs="Arial"/>
+        </w:rPr>
+        <w:t>Update booking status to "draft"</w:t>
+      </w:r>
+    </w:p>
+    <w:p>
+      <w:pPr>
+        <w:rPr>
+          <w:rFonts w:ascii="Arial" w:hAnsi="Arial" w:cs="Arial"/>
+        </w:rPr>
+      </w:pPr>
+      <w:r>
+        <w:rPr>
+          <w:rFonts w:ascii="Arial" w:hAnsi="Arial" w:cs="Arial"/>
+        </w:rPr>
+        <w:t>Release seat lock</w:t>
+      </w:r>
+    </w:p>
+    <w:p>
+      <w:pPr>
+        <w:rPr>
+          <w:rFonts w:ascii="Arial" w:hAnsi="Arial" w:cs="Arial"/>
+        </w:rPr>
+      </w:pPr>
+      <w:r>
+        <w:rPr>
+          <w:rFonts w:ascii="Arial" w:hAnsi="Arial" w:cs="Arial"/>
+        </w:rPr>
+        <w:t>Return error</w:t>
+      </w:r>
+    </w:p>
+    <w:p>
+      <w:pPr>
+        <w:rPr>
+          <w:rFonts w:ascii="Arial" w:hAnsi="Arial" w:cs="Arial"/>
+        </w:rPr>
+      </w:pPr>
+      <w:r>
+        <w:rPr>
+          <w:rFonts w:ascii="Arial" w:hAnsi="Arial" w:cs="Arial"/>
+        </w:rPr>
+        <w:t>If payment timeout (&gt; 10 minutes):</w:t>
+      </w:r>
+    </w:p>
+    <w:p>
+      <w:pPr>
+        <w:rPr>
+          <w:rFonts w:ascii="Arial" w:hAnsi="Arial" w:cs="Arial"/>
+        </w:rPr>
+      </w:pPr>
+      <w:r>
+        <w:rPr>
+          <w:rFonts w:ascii="Arial" w:hAnsi="Arial" w:cs="Arial"/>
+        </w:rPr>
         <w:lastRenderedPageBreak/>
-        <w:t>Request Headers:</w:t>
-      </w:r>
-    </w:p>
-    <w:p>
-      <w:pPr>
-        <w:rPr>
-          <w:rFonts w:ascii="Arial" w:hAnsi="Arial" w:cs="Arial"/>
-        </w:rPr>
-      </w:pPr>
-      <w:r>
-        <w:rPr>
-          <w:rFonts w:ascii="Arial" w:hAnsi="Arial" w:cs="Arial"/>
-        </w:rPr>
-        <w:t>```</w:t>
-      </w:r>
-    </w:p>
-    <w:p>
-      <w:pPr>
-        <w:rPr>
-          <w:rFonts w:ascii="Arial" w:hAnsi="Arial" w:cs="Arial"/>
-        </w:rPr>
-      </w:pPr>
-      <w:r>
-        <w:rPr>
-          <w:rFonts w:ascii="Arial" w:hAnsi="Arial" w:cs="Arial"/>
-        </w:rPr>
-        <w:t>Authorization: Bearer &lt;JWT token&gt;</w:t>
-      </w:r>
-    </w:p>
-    <w:p>
-      <w:pPr>
-        <w:rPr>
-          <w:rFonts w:ascii="Arial" w:hAnsi="Arial" w:cs="Arial"/>
-        </w:rPr>
-      </w:pPr>
-      <w:r>
-        <w:rPr>
-          <w:rFonts w:ascii="Arial" w:hAnsi="Arial" w:cs="Arial"/>
-        </w:rPr>
-        <w:t>```</w:t>
-      </w:r>
-    </w:p>
-    <w:p>
-      <w:pPr>
-        <w:rPr>
-          <w:rFonts w:ascii="Arial" w:hAnsi="Arial" w:cs="Arial"/>
-        </w:rPr>
-      </w:pPr>
-      <w:r>
-        <w:rPr>
-          <w:rFonts w:ascii="Arial" w:hAnsi="Arial" w:cs="Arial"/>
-        </w:rPr>
-        <w:t>Response:</w:t>
-      </w:r>
-    </w:p>
-    <w:p>
-      <w:pPr>
-        <w:rPr>
-          <w:rFonts w:ascii="Arial" w:hAnsi="Arial" w:cs="Arial"/>
-        </w:rPr>
-      </w:pPr>
-      <w:r>
-        <w:rPr>
-          <w:rFonts w:ascii="Arial" w:hAnsi="Arial" w:cs="Arial"/>
-        </w:rPr>
-        <w:t>```</w:t>
-      </w:r>
-      <w:proofErr w:type="spellStart"/>
-      <w:r>
-        <w:rPr>
-          <w:rFonts w:ascii="Arial" w:hAnsi="Arial" w:cs="Arial"/>
-        </w:rPr>
-        <w:t>json</w:t>
-      </w:r>
-      <w:proofErr w:type="spellEnd"/>
-    </w:p>
-    <w:p>
-      <w:pPr>
-        <w:rPr>
-          <w:rFonts w:ascii="Arial" w:hAnsi="Arial" w:cs="Arial"/>
-        </w:rPr>
-      </w:pPr>
-      <w:r>
-        <w:rPr>
-          <w:rFonts w:ascii="Arial" w:hAnsi="Arial" w:cs="Arial"/>
-        </w:rPr>
-        <w:t>{</w:t>
-      </w:r>
-    </w:p>
-    <w:p>
-      <w:pPr>
-        <w:rPr>
-          <w:rFonts w:ascii="Arial" w:hAnsi="Arial" w:cs="Arial"/>
-        </w:rPr>
-      </w:pPr>
-      <w:r>
-        <w:rPr>
-          <w:rFonts w:ascii="Arial" w:hAnsi="Arial" w:cs="Arial"/>
-        </w:rPr>
-        <w:t>  "success": true,</w:t>
-      </w:r>
-    </w:p>
-    <w:p>
-      <w:pPr>
-        <w:rPr>
-          <w:rFonts w:ascii="Arial" w:hAnsi="Arial" w:cs="Arial"/>
-        </w:rPr>
-      </w:pPr>
-      <w:r>
-        <w:rPr>
-          <w:rFonts w:ascii="Arial" w:hAnsi="Arial" w:cs="Arial"/>
-        </w:rPr>
-        <w:t>  "status": "success",</w:t>
-      </w:r>
-    </w:p>
-    <w:p>
-      <w:pPr>
-        <w:rPr>
-          <w:rFonts w:ascii="Arial" w:hAnsi="Arial" w:cs="Arial"/>
-        </w:rPr>
-      </w:pPr>
-      <w:r>
-        <w:rPr>
-          <w:rFonts w:ascii="Arial" w:hAnsi="Arial" w:cs="Arial"/>
-        </w:rPr>
-        <w:t>  "message": "Payment verified successfully",</w:t>
-      </w:r>
-    </w:p>
-    <w:p>
-      <w:pPr>
-        <w:rPr>
-          <w:rFonts w:ascii="Arial" w:hAnsi="Arial" w:cs="Arial"/>
-        </w:rPr>
-      </w:pPr>
-      <w:r>
-        <w:rPr>
-          <w:rFonts w:ascii="Arial" w:hAnsi="Arial" w:cs="Arial"/>
-        </w:rPr>
-        <w:t>  "</w:t>
-      </w:r>
-      <w:proofErr w:type="spellStart"/>
-      <w:r>
-        <w:rPr>
-          <w:rFonts w:ascii="Arial" w:hAnsi="Arial" w:cs="Arial"/>
-        </w:rPr>
-        <w:t>bookingId</w:t>
-      </w:r>
-      <w:proofErr w:type="spellEnd"/>
-      <w:r>
-        <w:rPr>
-          <w:rFonts w:ascii="Arial" w:hAnsi="Arial" w:cs="Arial"/>
-        </w:rPr>
-        <w:t>": "UUID",</w:t>
-      </w:r>
-    </w:p>
-    <w:p>
-      <w:pPr>
-        <w:rPr>
-          <w:rFonts w:ascii="Arial" w:hAnsi="Arial" w:cs="Arial"/>
-        </w:rPr>
-      </w:pPr>
-      <w:r>
-        <w:rPr>
-          <w:rFonts w:ascii="Arial" w:hAnsi="Arial" w:cs="Arial"/>
-        </w:rPr>
-        <w:t>  "</w:t>
-      </w:r>
-      <w:proofErr w:type="spellStart"/>
-      <w:r>
-        <w:rPr>
-          <w:rFonts w:ascii="Arial" w:hAnsi="Arial" w:cs="Arial"/>
-        </w:rPr>
-        <w:t>bookingReference</w:t>
-      </w:r>
-      <w:proofErr w:type="spellEnd"/>
-      <w:r>
-        <w:rPr>
-          <w:rFonts w:ascii="Arial" w:hAnsi="Arial" w:cs="Arial"/>
-        </w:rPr>
-        <w:t>": "GF1234567890-123"</w:t>
-      </w:r>
-    </w:p>
-    <w:p>
-      <w:pPr>
-        <w:rPr>
-          <w:rFonts w:ascii="Arial" w:hAnsi="Arial" w:cs="Arial"/>
-        </w:rPr>
-      </w:pPr>
-      <w:r>
-        <w:rPr>
-          <w:rFonts w:ascii="Arial" w:hAnsi="Arial" w:cs="Arial"/>
-        </w:rPr>
-        <w:t>}</w:t>
-      </w:r>
-    </w:p>
-    <w:p>
-      <w:pPr>
-        <w:rPr>
-          <w:rFonts w:ascii="Arial" w:hAnsi="Arial" w:cs="Arial"/>
-        </w:rPr>
-      </w:pPr>
-      <w:r>
-        <w:rPr>
-          <w:rFonts w:ascii="Arial" w:hAnsi="Arial" w:cs="Arial"/>
-        </w:rPr>
-        <w:t>```</w:t>
-      </w:r>
-    </w:p>
-    <w:p>
-      <w:pPr>
-        <w:rPr>
-          <w:rFonts w:ascii="Arial" w:hAnsi="Arial" w:cs="Arial"/>
-        </w:rPr>
-      </w:pPr>
-      <w:r>
-        <w:rPr>
-          <w:rFonts w:ascii="Arial" w:hAnsi="Arial" w:cs="Arial"/>
-        </w:rPr>
-        <w:t>Logic:</w:t>
-      </w:r>
-    </w:p>
-    <w:p>
-      <w:pPr>
-        <w:rPr>
-          <w:rFonts w:ascii="Arial" w:hAnsi="Arial" w:cs="Arial"/>
-        </w:rPr>
-      </w:pPr>
-      <w:r>
-        <w:rPr>
-          <w:rFonts w:ascii="Arial" w:hAnsi="Arial" w:cs="Arial"/>
-        </w:rPr>
-        <w:t>Query payment provider API for transaction status</w:t>
-      </w:r>
-    </w:p>
-    <w:p>
-      <w:pPr>
-        <w:rPr>
-          <w:rFonts w:ascii="Arial" w:hAnsi="Arial" w:cs="Arial"/>
-        </w:rPr>
-      </w:pPr>
-      <w:r>
-        <w:rPr>
-          <w:rFonts w:ascii="Arial" w:hAnsi="Arial" w:cs="Arial"/>
-        </w:rPr>
-        <w:t>If payment successful:</w:t>
-      </w:r>
-    </w:p>
-    <w:p>
-      <w:pPr>
-        <w:rPr>
-          <w:rFonts w:ascii="Arial" w:hAnsi="Arial" w:cs="Arial"/>
-        </w:rPr>
-      </w:pPr>
-      <w:r>
-        <w:rPr>
-          <w:rFonts w:ascii="Arial" w:hAnsi="Arial" w:cs="Arial"/>
-        </w:rPr>
-        <w:t>Update payment status to "success"</w:t>
-      </w:r>
-    </w:p>
-    <w:p>
-      <w:pPr>
-        <w:rPr>
-          <w:rFonts w:ascii="Arial" w:hAnsi="Arial" w:cs="Arial"/>
-        </w:rPr>
-      </w:pPr>
-      <w:r>
-        <w:rPr>
-          <w:rFonts w:ascii="Arial" w:hAnsi="Arial" w:cs="Arial"/>
-        </w:rPr>
-        <w:t>Update booking status to "paid"</w:t>
-      </w:r>
-    </w:p>
-    <w:p>
-      <w:pPr>
-        <w:rPr>
-          <w:rFonts w:ascii="Arial" w:hAnsi="Arial" w:cs="Arial"/>
-        </w:rPr>
-      </w:pPr>
-      <w:r>
-        <w:rPr>
-          <w:rFonts w:ascii="Arial" w:hAnsi="Arial" w:cs="Arial"/>
-        </w:rPr>
-        <w:t>Release seat lock (convert to actual booking)</w:t>
-      </w:r>
-    </w:p>
-    <w:p>
-      <w:pPr>
-        <w:rPr>
-          <w:rFonts w:ascii="Arial" w:hAnsi="Arial" w:cs="Arial"/>
-        </w:rPr>
-      </w:pPr>
-      <w:r>
-        <w:rPr>
-          <w:rFonts w:ascii="Arial" w:hAnsi="Arial" w:cs="Arial"/>
-        </w:rPr>
-        <w:t>Send confirmation SMS/email</w:t>
-      </w:r>
-    </w:p>
-    <w:p>
-      <w:pPr>
-        <w:rPr>
-          <w:rFonts w:ascii="Arial" w:hAnsi="Arial" w:cs="Arial"/>
-        </w:rPr>
-      </w:pPr>
-      <w:r>
-        <w:rPr>
-          <w:rFonts w:ascii="Arial" w:hAnsi="Arial" w:cs="Arial"/>
-        </w:rPr>
-        <w:t>Generate ticket</w:t>
-      </w:r>
-    </w:p>
-    <w:p>
-      <w:pPr>
-        <w:rPr>
-          <w:rFonts w:ascii="Arial" w:hAnsi="Arial" w:cs="Arial"/>
-        </w:rPr>
-      </w:pPr>
-      <w:r>
-        <w:rPr>
-          <w:rFonts w:ascii="Arial" w:hAnsi="Arial" w:cs="Arial"/>
-        </w:rPr>
-        <w:t>Return success</w:t>
-      </w:r>
-    </w:p>
-    <w:p>
-      <w:pPr>
-        <w:rPr>
-          <w:rFonts w:ascii="Arial" w:hAnsi="Arial" w:cs="Arial"/>
-        </w:rPr>
-      </w:pPr>
-      <w:r>
-        <w:rPr>
-          <w:rFonts w:ascii="Arial" w:hAnsi="Arial" w:cs="Arial"/>
-        </w:rPr>
-        <w:t>If payment failed:</w:t>
-      </w:r>
-    </w:p>
-    <w:p>
-      <w:pPr>
-        <w:rPr>
-          <w:rFonts w:ascii="Arial" w:hAnsi="Arial" w:cs="Arial"/>
-        </w:rPr>
-      </w:pPr>
-      <w:r>
-        <w:rPr>
-          <w:rFonts w:ascii="Arial" w:hAnsi="Arial" w:cs="Arial"/>
-        </w:rPr>
-        <w:t>Update payment status to "failed"</w:t>
-      </w:r>
-    </w:p>
-    <w:p>
-      <w:pPr>
-        <w:rPr>
-          <w:rFonts w:ascii="Arial" w:hAnsi="Arial" w:cs="Arial"/>
-        </w:rPr>
-      </w:pPr>
-      <w:r>
-        <w:rPr>
-          <w:rFonts w:ascii="Arial" w:hAnsi="Arial" w:cs="Arial"/>
-        </w:rPr>
-        <w:t>Update booking status to "draft"</w:t>
-      </w:r>
-    </w:p>
-    <w:p>
-      <w:pPr>
-        <w:rPr>
-          <w:rFonts w:ascii="Arial" w:hAnsi="Arial" w:cs="Arial"/>
-        </w:rPr>
-      </w:pPr>
-      <w:r>
-        <w:rPr>
-          <w:rFonts w:ascii="Arial" w:hAnsi="Arial" w:cs="Arial"/>
-        </w:rPr>
-        <w:t>Release seat lock</w:t>
-      </w:r>
-    </w:p>
-    <w:p>
-      <w:pPr>
-        <w:rPr>
-          <w:rFonts w:ascii="Arial" w:hAnsi="Arial" w:cs="Arial"/>
-        </w:rPr>
-      </w:pPr>
-      <w:r>
-        <w:rPr>
-          <w:rFonts w:ascii="Arial" w:hAnsi="Arial" w:cs="Arial"/>
-        </w:rPr>
-        <w:t>Return error</w:t>
-      </w:r>
-    </w:p>
-    <w:p>
-      <w:pPr>
-        <w:rPr>
-          <w:rFonts w:ascii="Arial" w:hAnsi="Arial" w:cs="Arial"/>
-        </w:rPr>
-      </w:pPr>
-      <w:r>
-        <w:rPr>
-          <w:rFonts w:ascii="Arial" w:hAnsi="Arial" w:cs="Arial"/>
-        </w:rPr>
-        <w:t>If payment timeout (&gt; 10 minutes):</w:t>
-      </w:r>
-    </w:p>
-    <w:p>
-      <w:pPr>
-        <w:rPr>
-          <w:rFonts w:ascii="Arial" w:hAnsi="Arial" w:cs="Arial"/>
-        </w:rPr>
-      </w:pPr>
-      <w:r>
-        <w:rPr>
-          <w:rFonts w:ascii="Arial" w:hAnsi="Arial" w:cs="Arial"/>
-        </w:rPr>
         <w:t>Update payment status to "timeout"</w:t>
       </w:r>
     </w:p>
@@ -1549,7 +1592,6 @@
         <w:rPr>
           <w:rFonts w:ascii="Arial" w:hAnsi="Arial" w:cs="Arial"/>
         </w:rPr>
-        <w:lastRenderedPageBreak/>
         <w:t>Release seat lock</w:t>
       </w:r>
     </w:p>
@@ -2032,6 +2074,7 @@
         <w:rPr>
           <w:rFonts w:ascii="Arial" w:hAnsi="Arial" w:cs="Arial"/>
         </w:rPr>
+        <w:lastRenderedPageBreak/>
         <w:t>Send confirmation email/SMS</w:t>
       </w:r>
     </w:p>
@@ -2045,7 +2088,6 @@
         <w:rPr>
           <w:rFonts w:ascii="Arial" w:hAnsi="Arial" w:cs="Arial"/>
         </w:rPr>
-        <w:lastRenderedPageBreak/>
         <w:t>Log payment event</w:t>
       </w:r>
     </w:p>
@@ -2360,6 +2402,7 @@
         <w:rPr>
           <w:rFonts w:ascii="Arial" w:hAnsi="Arial" w:cs="Arial"/>
         </w:rPr>
+        <w:lastRenderedPageBreak/>
         <w:t>Here is a comprehensive guide on how to build the backend logic for the "Process Payment</w:t>
       </w:r>
       <w:r>
@@ -2581,6 +2624,7 @@
     </w:p>
     <w:p>
       <w:r>
+        <w:lastRenderedPageBreak/>
         <w:t xml:space="preserve">  const </w:t>
       </w:r>
       <w:proofErr w:type="spellStart"/>
@@ -2590,6 +2634,404 @@
       <w:proofErr w:type="spellEnd"/>
       <w:r>
         <w:t xml:space="preserve"> = {</w:t>
+      </w:r>
+    </w:p>
+    <w:p>
+      <w:r>
+        <w:t xml:space="preserve">      </w:t>
+      </w:r>
+      <w:proofErr w:type="spellStart"/>
+      <w:r>
+        <w:t>bookingId</w:t>
+      </w:r>
+      <w:proofErr w:type="spellEnd"/>
+      <w:r>
+        <w:t xml:space="preserve">: </w:t>
+      </w:r>
+      <w:proofErr w:type="spellStart"/>
+      <w:r>
+        <w:t>bookingId</w:t>
+      </w:r>
+      <w:proofErr w:type="spellEnd"/>
+      <w:r>
+        <w:t>,</w:t>
+      </w:r>
+    </w:p>
+    <w:p>
+      <w:r>
+        <w:t xml:space="preserve">      </w:t>
+      </w:r>
+      <w:proofErr w:type="spellStart"/>
+      <w:r>
+        <w:t>cardNumber</w:t>
+      </w:r>
+      <w:proofErr w:type="spellEnd"/>
+      <w:r>
+        <w:t xml:space="preserve">: </w:t>
+      </w:r>
+      <w:proofErr w:type="spellStart"/>
+      <w:proofErr w:type="gramStart"/>
+      <w:r>
+        <w:t>document.getElementById</w:t>
+      </w:r>
+      <w:proofErr w:type="spellEnd"/>
+      <w:proofErr w:type="gramEnd"/>
+      <w:r>
+        <w:t>('</w:t>
+      </w:r>
+      <w:proofErr w:type="spellStart"/>
+      <w:r>
+        <w:t>cardNumber</w:t>
+      </w:r>
+      <w:proofErr w:type="spellEnd"/>
+      <w:r>
+        <w:t>').value,</w:t>
+      </w:r>
+    </w:p>
+    <w:p>
+      <w:r>
+        <w:t xml:space="preserve">      </w:t>
+      </w:r>
+      <w:proofErr w:type="spellStart"/>
+      <w:r>
+        <w:t>cardHolderName</w:t>
+      </w:r>
+      <w:proofErr w:type="spellEnd"/>
+      <w:r>
+        <w:t xml:space="preserve">: </w:t>
+      </w:r>
+      <w:proofErr w:type="spellStart"/>
+      <w:proofErr w:type="gramStart"/>
+      <w:r>
+        <w:t>document.getElementById</w:t>
+      </w:r>
+      <w:proofErr w:type="spellEnd"/>
+      <w:proofErr w:type="gramEnd"/>
+      <w:r>
+        <w:t>('</w:t>
+      </w:r>
+      <w:proofErr w:type="spellStart"/>
+      <w:r>
+        <w:t>cardName</w:t>
+      </w:r>
+      <w:proofErr w:type="spellEnd"/>
+      <w:r>
+        <w:t>').value,</w:t>
+      </w:r>
+    </w:p>
+    <w:p>
+      <w:r>
+        <w:t xml:space="preserve">      </w:t>
+      </w:r>
+      <w:proofErr w:type="spellStart"/>
+      <w:r>
+        <w:t>expiryDate</w:t>
+      </w:r>
+      <w:proofErr w:type="spellEnd"/>
+      <w:r>
+        <w:t xml:space="preserve">: </w:t>
+      </w:r>
+      <w:proofErr w:type="spellStart"/>
+      <w:proofErr w:type="gramStart"/>
+      <w:r>
+        <w:t>document.getElementById</w:t>
+      </w:r>
+      <w:proofErr w:type="spellEnd"/>
+      <w:proofErr w:type="gramEnd"/>
+      <w:r>
+        <w:t>('</w:t>
+      </w:r>
+      <w:proofErr w:type="spellStart"/>
+      <w:r>
+        <w:t>expiryDate</w:t>
+      </w:r>
+      <w:proofErr w:type="spellEnd"/>
+      <w:r>
+        <w:t>').value,</w:t>
+      </w:r>
+    </w:p>
+    <w:p>
+      <w:r>
+        <w:t xml:space="preserve">      </w:t>
+      </w:r>
+      <w:proofErr w:type="spellStart"/>
+      <w:r>
+        <w:t>cvv</w:t>
+      </w:r>
+      <w:proofErr w:type="spellEnd"/>
+      <w:r>
+        <w:t xml:space="preserve">: </w:t>
+      </w:r>
+      <w:proofErr w:type="spellStart"/>
+      <w:proofErr w:type="gramStart"/>
+      <w:r>
+        <w:t>document.getElementById</w:t>
+      </w:r>
+      <w:proofErr w:type="spellEnd"/>
+      <w:proofErr w:type="gramEnd"/>
+      <w:r>
+        <w:t>('</w:t>
+      </w:r>
+      <w:proofErr w:type="spellStart"/>
+      <w:r>
+        <w:t>cvv</w:t>
+      </w:r>
+      <w:proofErr w:type="spellEnd"/>
+      <w:r>
+        <w:t>').value</w:t>
+      </w:r>
+    </w:p>
+    <w:p>
+      <w:r>
+        <w:t>  };</w:t>
+      </w:r>
+    </w:p>
+    <w:p>
+      <w:r>
+        <w:t xml:space="preserve">  </w:t>
+      </w:r>
+    </w:p>
+    <w:p>
+      <w:r>
+        <w:t>  try {</w:t>
+      </w:r>
+    </w:p>
+    <w:p>
+      <w:r>
+        <w:t xml:space="preserve">      const response = await </w:t>
+      </w:r>
+      <w:proofErr w:type="gramStart"/>
+      <w:r>
+        <w:t>fetch(</w:t>
+      </w:r>
+      <w:proofErr w:type="gramEnd"/>
+      <w:r>
+        <w:t>'http://localhost:5500/</w:t>
+      </w:r>
+      <w:proofErr w:type="spellStart"/>
+      <w:r>
+        <w:t>api</w:t>
+      </w:r>
+      <w:proofErr w:type="spellEnd"/>
+      <w:r>
+        <w:t>/payments/process', {</w:t>
+      </w:r>
+    </w:p>
+    <w:p>
+      <w:r>
+        <w:t>          method: 'POST',</w:t>
+      </w:r>
+    </w:p>
+    <w:p>
+      <w:r>
+        <w:t>          headers: {</w:t>
+      </w:r>
+    </w:p>
+    <w:p>
+      <w:r>
+        <w:t>              'Content-Type': 'application/</w:t>
+      </w:r>
+      <w:proofErr w:type="spellStart"/>
+      <w:r>
+        <w:t>json</w:t>
+      </w:r>
+      <w:proofErr w:type="spellEnd"/>
+      <w:r>
+        <w:t>',</w:t>
+      </w:r>
+    </w:p>
+    <w:p>
+      <w:r>
+        <w:t>              'Authorization': `Bearer ${</w:t>
+      </w:r>
+      <w:proofErr w:type="spellStart"/>
+      <w:r>
+        <w:t>localStorage.getItem</w:t>
+      </w:r>
+      <w:proofErr w:type="spellEnd"/>
+      <w:r>
+        <w:t>('</w:t>
+      </w:r>
+      <w:proofErr w:type="spellStart"/>
+      <w:r>
+        <w:t>accessToken</w:t>
+      </w:r>
+      <w:proofErr w:type="spellEnd"/>
+      <w:r>
+        <w:t>'</w:t>
+      </w:r>
+      <w:proofErr w:type="gramStart"/>
+      <w:r>
+        <w:t>)}`</w:t>
+      </w:r>
+      <w:proofErr w:type="gramEnd"/>
+    </w:p>
+    <w:p>
+      <w:r>
+        <w:t>          },</w:t>
+      </w:r>
+    </w:p>
+    <w:p>
+      <w:r>
+        <w:t xml:space="preserve">          body: </w:t>
+      </w:r>
+      <w:proofErr w:type="spellStart"/>
+      <w:r>
+        <w:t>JSON.stringify</w:t>
+      </w:r>
+      <w:proofErr w:type="spellEnd"/>
+      <w:r>
+        <w:t>(</w:t>
+      </w:r>
+      <w:proofErr w:type="spellStart"/>
+      <w:r>
+        <w:t>paymentData</w:t>
+      </w:r>
+      <w:proofErr w:type="spellEnd"/>
+      <w:r>
+        <w:t>)</w:t>
+      </w:r>
+    </w:p>
+    <w:p>
+      <w:r>
+        <w:t>      });</w:t>
+      </w:r>
+    </w:p>
+    <w:p>
+      <w:r>
+        <w:t xml:space="preserve">      </w:t>
+      </w:r>
+    </w:p>
+    <w:p>
+      <w:r>
+        <w:t xml:space="preserve">      const result = await </w:t>
+      </w:r>
+      <w:proofErr w:type="spellStart"/>
+      <w:proofErr w:type="gramStart"/>
+      <w:r>
+        <w:t>response.json</w:t>
+      </w:r>
+      <w:proofErr w:type="spellEnd"/>
+      <w:proofErr w:type="gramEnd"/>
+      <w:r>
+        <w:t>();</w:t>
+      </w:r>
+    </w:p>
+    <w:p>
+      <w:r>
+        <w:t xml:space="preserve">      </w:t>
+      </w:r>
+    </w:p>
+    <w:p>
+      <w:r>
+        <w:t>      if (</w:t>
+      </w:r>
+      <w:proofErr w:type="spellStart"/>
+      <w:proofErr w:type="gramStart"/>
+      <w:r>
+        <w:t>result.success</w:t>
+      </w:r>
+      <w:proofErr w:type="spellEnd"/>
+      <w:proofErr w:type="gramEnd"/>
+      <w:r>
+        <w:t>) {</w:t>
+      </w:r>
+    </w:p>
+    <w:p>
+      <w:r>
+        <w:t xml:space="preserve">          </w:t>
+      </w:r>
+      <w:proofErr w:type="gramStart"/>
+      <w:r>
+        <w:t>alert(</w:t>
+      </w:r>
+      <w:proofErr w:type="gramEnd"/>
+      <w:r>
+        <w:t xml:space="preserve">"Payment Successful! Ref: " + </w:t>
+      </w:r>
+      <w:proofErr w:type="spellStart"/>
+      <w:proofErr w:type="gramStart"/>
+      <w:r>
+        <w:t>result.transactionReference</w:t>
+      </w:r>
+      <w:proofErr w:type="spellEnd"/>
+      <w:proofErr w:type="gramEnd"/>
+      <w:r>
+        <w:t>);</w:t>
+      </w:r>
+    </w:p>
+    <w:p>
+      <w:r>
+        <w:t>          // Redirect to a success/ticket page</w:t>
+      </w:r>
+    </w:p>
+    <w:p>
+      <w:r>
+        <w:t xml:space="preserve">          </w:t>
+      </w:r>
+      <w:proofErr w:type="spellStart"/>
+      <w:proofErr w:type="gramStart"/>
+      <w:r>
+        <w:t>window.location</w:t>
+      </w:r>
+      <w:proofErr w:type="gramEnd"/>
+      <w:r>
+        <w:t>.href</w:t>
+      </w:r>
+      <w:proofErr w:type="spellEnd"/>
+      <w:r>
+        <w:t xml:space="preserve"> = "ticket.html";</w:t>
+      </w:r>
+    </w:p>
+    <w:p>
+      <w:r>
+        <w:t>      } else {</w:t>
+      </w:r>
+    </w:p>
+    <w:p>
+      <w:r>
+        <w:t xml:space="preserve">          </w:t>
+      </w:r>
+      <w:proofErr w:type="gramStart"/>
+      <w:r>
+        <w:t>alert(</w:t>
+      </w:r>
+      <w:proofErr w:type="gramEnd"/>
+      <w:r>
+        <w:t xml:space="preserve">"Payment Failed: " + </w:t>
+      </w:r>
+      <w:proofErr w:type="spellStart"/>
+      <w:r>
+        <w:t>result.message</w:t>
+      </w:r>
+      <w:proofErr w:type="spellEnd"/>
+      <w:r>
+        <w:t>);</w:t>
+      </w:r>
+    </w:p>
+    <w:p>
+      <w:r>
+        <w:t>      }</w:t>
+      </w:r>
+    </w:p>
+    <w:p>
+      <w:r>
+        <w:t>  } catch (error) {</w:t>
+      </w:r>
+    </w:p>
+    <w:p>
+      <w:r>
+        <w:t xml:space="preserve">      </w:t>
+      </w:r>
+      <w:proofErr w:type="spellStart"/>
+      <w:proofErr w:type="gramStart"/>
+      <w:r>
+        <w:t>console.error</w:t>
+      </w:r>
+      <w:proofErr w:type="spellEnd"/>
+      <w:proofErr w:type="gramEnd"/>
+      <w:r>
+        <w:t>("Network error during payment processing");</w:t>
       </w:r>
     </w:p>
     <w:p>
@@ -2597,416 +3039,17 @@
         <w:lastRenderedPageBreak/>
         <w:t xml:space="preserve">      </w:t>
       </w:r>
-      <w:proofErr w:type="spellStart"/>
-      <w:r>
-        <w:t>bookingId</w:t>
-      </w:r>
-      <w:proofErr w:type="spellEnd"/>
-      <w:r>
-        <w:t xml:space="preserve">: </w:t>
-      </w:r>
-      <w:proofErr w:type="spellStart"/>
-      <w:r>
-        <w:t>bookingId</w:t>
-      </w:r>
-      <w:proofErr w:type="spellEnd"/>
-      <w:r>
-        <w:t>,</w:t>
-      </w:r>
-    </w:p>
-    <w:p>
-      <w:r>
-        <w:t xml:space="preserve">      </w:t>
-      </w:r>
-      <w:proofErr w:type="spellStart"/>
-      <w:r>
-        <w:t>cardNumber</w:t>
-      </w:r>
-      <w:proofErr w:type="spellEnd"/>
-      <w:r>
-        <w:t xml:space="preserve">: </w:t>
-      </w:r>
-      <w:proofErr w:type="spellStart"/>
       <w:proofErr w:type="gramStart"/>
       <w:r>
-        <w:t>document.getElementById</w:t>
-      </w:r>
-      <w:proofErr w:type="spellEnd"/>
+        <w:t>alert(</w:t>
+      </w:r>
       <w:proofErr w:type="gramEnd"/>
       <w:r>
-        <w:t>('</w:t>
-      </w:r>
-      <w:proofErr w:type="spellStart"/>
-      <w:r>
-        <w:t>cardNumber</w:t>
-      </w:r>
-      <w:proofErr w:type="spellEnd"/>
-      <w:r>
-        <w:t>').value,</w:t>
-      </w:r>
-    </w:p>
-    <w:p>
-      <w:r>
-        <w:t xml:space="preserve">      </w:t>
-      </w:r>
-      <w:proofErr w:type="spellStart"/>
-      <w:r>
-        <w:t>cardHolderName</w:t>
-      </w:r>
-      <w:proofErr w:type="spellEnd"/>
-      <w:r>
-        <w:t xml:space="preserve">: </w:t>
-      </w:r>
-      <w:proofErr w:type="spellStart"/>
-      <w:proofErr w:type="gramStart"/>
-      <w:r>
-        <w:t>document.getElementById</w:t>
-      </w:r>
-      <w:proofErr w:type="spellEnd"/>
-      <w:proofErr w:type="gramEnd"/>
-      <w:r>
-        <w:t>('</w:t>
-      </w:r>
-      <w:proofErr w:type="spellStart"/>
-      <w:r>
-        <w:t>cardName</w:t>
-      </w:r>
-      <w:proofErr w:type="spellEnd"/>
-      <w:r>
-        <w:t>').value,</w:t>
-      </w:r>
-    </w:p>
-    <w:p>
-      <w:r>
-        <w:t xml:space="preserve">      </w:t>
-      </w:r>
-      <w:proofErr w:type="spellStart"/>
-      <w:r>
-        <w:t>expiryDate</w:t>
-      </w:r>
-      <w:proofErr w:type="spellEnd"/>
-      <w:r>
-        <w:t xml:space="preserve">: </w:t>
-      </w:r>
-      <w:proofErr w:type="spellStart"/>
-      <w:proofErr w:type="gramStart"/>
-      <w:r>
-        <w:t>document.getElementById</w:t>
-      </w:r>
-      <w:proofErr w:type="spellEnd"/>
-      <w:proofErr w:type="gramEnd"/>
-      <w:r>
-        <w:t>('</w:t>
-      </w:r>
-      <w:proofErr w:type="spellStart"/>
-      <w:r>
-        <w:t>expiryDate</w:t>
-      </w:r>
-      <w:proofErr w:type="spellEnd"/>
-      <w:r>
-        <w:t>').value,</w:t>
-      </w:r>
-    </w:p>
-    <w:p>
-      <w:r>
-        <w:t xml:space="preserve">      </w:t>
-      </w:r>
-      <w:proofErr w:type="spellStart"/>
-      <w:r>
-        <w:t>cvv</w:t>
-      </w:r>
-      <w:proofErr w:type="spellEnd"/>
-      <w:r>
-        <w:t xml:space="preserve">: </w:t>
-      </w:r>
-      <w:proofErr w:type="spellStart"/>
-      <w:proofErr w:type="gramStart"/>
-      <w:r>
-        <w:t>document.getElementById</w:t>
-      </w:r>
-      <w:proofErr w:type="spellEnd"/>
-      <w:proofErr w:type="gramEnd"/>
-      <w:r>
-        <w:t>('</w:t>
-      </w:r>
-      <w:proofErr w:type="spellStart"/>
-      <w:r>
-        <w:t>cvv</w:t>
-      </w:r>
-      <w:proofErr w:type="spellEnd"/>
-      <w:r>
-        <w:t>').value</w:t>
-      </w:r>
-    </w:p>
-    <w:p>
-      <w:r>
-        <w:t>  };</w:t>
-      </w:r>
-    </w:p>
-    <w:p>
-      <w:r>
-        <w:t xml:space="preserve">  </w:t>
-      </w:r>
-    </w:p>
-    <w:p>
-      <w:r>
-        <w:t>  try {</w:t>
-      </w:r>
-    </w:p>
-    <w:p>
-      <w:r>
-        <w:t xml:space="preserve">      const response = await </w:t>
-      </w:r>
-      <w:proofErr w:type="gramStart"/>
-      <w:r>
-        <w:t>fetch(</w:t>
-      </w:r>
-      <w:proofErr w:type="gramEnd"/>
-      <w:r>
-        <w:t>'http://localhost:5500/</w:t>
-      </w:r>
-      <w:proofErr w:type="spellStart"/>
-      <w:r>
-        <w:t>api</w:t>
-      </w:r>
-      <w:proofErr w:type="spellEnd"/>
-      <w:r>
-        <w:t>/payments/process', {</w:t>
-      </w:r>
-    </w:p>
-    <w:p>
-      <w:r>
-        <w:t>          method: 'POST',</w:t>
-      </w:r>
-    </w:p>
-    <w:p>
-      <w:r>
-        <w:t>          headers: {</w:t>
-      </w:r>
-    </w:p>
-    <w:p>
-      <w:r>
-        <w:t>              'Content-Type': 'application/</w:t>
-      </w:r>
-      <w:proofErr w:type="spellStart"/>
-      <w:r>
-        <w:t>json</w:t>
-      </w:r>
-      <w:proofErr w:type="spellEnd"/>
-      <w:r>
-        <w:t>',</w:t>
-      </w:r>
-    </w:p>
-    <w:p>
-      <w:r>
-        <w:t>              'Authorization': `Bearer ${</w:t>
-      </w:r>
-      <w:proofErr w:type="spellStart"/>
-      <w:r>
-        <w:t>localStorage.getItem</w:t>
-      </w:r>
-      <w:proofErr w:type="spellEnd"/>
-      <w:r>
-        <w:t>('</w:t>
-      </w:r>
-      <w:proofErr w:type="spellStart"/>
-      <w:r>
-        <w:t>accessToken</w:t>
-      </w:r>
-      <w:proofErr w:type="spellEnd"/>
-      <w:r>
-        <w:t>'</w:t>
-      </w:r>
-      <w:proofErr w:type="gramStart"/>
-      <w:r>
-        <w:t>)}`</w:t>
-      </w:r>
-      <w:proofErr w:type="gramEnd"/>
-    </w:p>
-    <w:p>
-      <w:r>
-        <w:t>          },</w:t>
-      </w:r>
-    </w:p>
-    <w:p>
-      <w:r>
-        <w:t xml:space="preserve">          body: </w:t>
-      </w:r>
-      <w:proofErr w:type="spellStart"/>
-      <w:r>
-        <w:t>JSON.stringify</w:t>
-      </w:r>
-      <w:proofErr w:type="spellEnd"/>
-      <w:r>
-        <w:t>(</w:t>
-      </w:r>
-      <w:proofErr w:type="spellStart"/>
-      <w:r>
-        <w:t>paymentData</w:t>
-      </w:r>
-      <w:proofErr w:type="spellEnd"/>
-      <w:r>
-        <w:t>)</w:t>
-      </w:r>
-    </w:p>
-    <w:p>
-      <w:r>
-        <w:t>      });</w:t>
-      </w:r>
-    </w:p>
-    <w:p>
-      <w:r>
-        <w:t xml:space="preserve">      </w:t>
-      </w:r>
-    </w:p>
-    <w:p>
-      <w:r>
-        <w:t xml:space="preserve">      const result = await </w:t>
-      </w:r>
-      <w:proofErr w:type="spellStart"/>
-      <w:proofErr w:type="gramStart"/>
-      <w:r>
-        <w:t>response.json</w:t>
-      </w:r>
-      <w:proofErr w:type="spellEnd"/>
-      <w:proofErr w:type="gramEnd"/>
-      <w:r>
-        <w:t>();</w:t>
-      </w:r>
-    </w:p>
-    <w:p>
-      <w:r>
-        <w:t xml:space="preserve">      </w:t>
-      </w:r>
-    </w:p>
-    <w:p>
-      <w:r>
-        <w:t>      if (</w:t>
-      </w:r>
-      <w:proofErr w:type="spellStart"/>
-      <w:proofErr w:type="gramStart"/>
-      <w:r>
-        <w:t>result.success</w:t>
-      </w:r>
-      <w:proofErr w:type="spellEnd"/>
-      <w:proofErr w:type="gramEnd"/>
-      <w:r>
-        <w:t>) {</w:t>
-      </w:r>
-    </w:p>
-    <w:p>
-      <w:r>
-        <w:t xml:space="preserve">          </w:t>
-      </w:r>
-      <w:proofErr w:type="gramStart"/>
-      <w:r>
-        <w:t>alert(</w:t>
-      </w:r>
-      <w:proofErr w:type="gramEnd"/>
-      <w:r>
-        <w:t xml:space="preserve">"Payment Successful! Ref: " + </w:t>
-      </w:r>
-      <w:proofErr w:type="spellStart"/>
-      <w:proofErr w:type="gramStart"/>
-      <w:r>
-        <w:t>result.transactionReference</w:t>
-      </w:r>
-      <w:proofErr w:type="spellEnd"/>
-      <w:proofErr w:type="gramEnd"/>
-      <w:r>
-        <w:t>);</w:t>
-      </w:r>
-    </w:p>
-    <w:p>
-      <w:r>
-        <w:t>          // Redirect to a success/ticket page</w:t>
-      </w:r>
-    </w:p>
-    <w:p>
-      <w:r>
-        <w:t xml:space="preserve">          </w:t>
-      </w:r>
-      <w:proofErr w:type="spellStart"/>
-      <w:proofErr w:type="gramStart"/>
-      <w:r>
-        <w:t>window.location</w:t>
-      </w:r>
-      <w:proofErr w:type="gramEnd"/>
-      <w:r>
-        <w:t>.href</w:t>
-      </w:r>
-      <w:proofErr w:type="spellEnd"/>
-      <w:r>
-        <w:t xml:space="preserve"> = "ticket.html";</w:t>
-      </w:r>
-    </w:p>
-    <w:p>
-      <w:r>
-        <w:t>      } else {</w:t>
-      </w:r>
-    </w:p>
-    <w:p>
-      <w:r>
-        <w:t xml:space="preserve">          </w:t>
-      </w:r>
-      <w:proofErr w:type="gramStart"/>
-      <w:r>
-        <w:t>alert(</w:t>
-      </w:r>
-      <w:proofErr w:type="gramEnd"/>
-      <w:r>
-        <w:t xml:space="preserve">"Payment Failed: " + </w:t>
-      </w:r>
-      <w:proofErr w:type="spellStart"/>
-      <w:r>
-        <w:t>result.message</w:t>
-      </w:r>
-      <w:proofErr w:type="spellEnd"/>
-      <w:r>
-        <w:t>);</w:t>
-      </w:r>
-    </w:p>
-    <w:p>
-      <w:r>
-        <w:t>      }</w:t>
-      </w:r>
-    </w:p>
-    <w:p>
-      <w:r>
-        <w:t>  } catch (error) {</w:t>
-      </w:r>
-    </w:p>
-    <w:p>
-      <w:r>
-        <w:t xml:space="preserve">      </w:t>
-      </w:r>
-      <w:proofErr w:type="spellStart"/>
-      <w:proofErr w:type="gramStart"/>
-      <w:r>
-        <w:t>console.error</w:t>
-      </w:r>
-      <w:proofErr w:type="spellEnd"/>
-      <w:proofErr w:type="gramEnd"/>
-      <w:r>
-        <w:t>("Network error during payment processing");</w:t>
-      </w:r>
-    </w:p>
-    <w:p>
-      <w:r>
-        <w:t xml:space="preserve">      </w:t>
-      </w:r>
-      <w:proofErr w:type="gramStart"/>
-      <w:r>
-        <w:t>alert(</w:t>
-      </w:r>
-      <w:proofErr w:type="gramEnd"/>
-      <w:r>
         <w:t>"An error occurred while processing your payment. Please try again later.");</w:t>
       </w:r>
     </w:p>
     <w:p>
       <w:r>
-        <w:lastRenderedPageBreak/>
         <w:t>  }</w:t>
       </w:r>
     </w:p>
@@ -3035,8 +3078,6 @@
         </w:rPr>
         <w:t>```</w:t>
       </w:r>
-      <w:bookmarkStart w:id="0" w:name="_GoBack"/>
-      <w:bookmarkEnd w:id="0"/>
     </w:p>
     <w:sectPr>
       <w:pgSz w:w="12240" w:h="15840"/>
